--- a/Documentaries/Pixelhub primo capitolo tesina.docx
+++ b/Documentaries/Pixelhub primo capitolo tesina.docx
@@ -66,7 +66,7 @@
     </w:p>
     <w:p>
       <w:pPr>
-        <w:pStyle w:val="Titolo"/>
+        <w:pStyle w:val="Title"/>
         <w:rPr>
           <w:rFonts w:ascii="Times New Roman" w:eastAsia="Times New Roman" w:hAnsi="Times New Roman" w:cs="Times New Roman"/>
           <w:b/>
@@ -511,7 +511,7 @@
     </w:p>
     <w:p>
       <w:pPr>
-        <w:pStyle w:val="Titolo1"/>
+        <w:pStyle w:val="Heading1"/>
       </w:pPr>
       <w:r>
         <w:rPr>
@@ -843,7 +843,7 @@
     </w:p>
     <w:p>
       <w:pPr>
-        <w:pStyle w:val="Paragrafoelenco"/>
+        <w:pStyle w:val="ListParagraph"/>
         <w:numPr>
           <w:ilvl w:val="0"/>
           <w:numId w:val="28"/>
@@ -863,7 +863,7 @@
     </w:p>
     <w:p>
       <w:pPr>
-        <w:pStyle w:val="Paragrafoelenco"/>
+        <w:pStyle w:val="ListParagraph"/>
         <w:numPr>
           <w:ilvl w:val="0"/>
           <w:numId w:val="28"/>
@@ -883,7 +883,7 @@
     </w:p>
     <w:p>
       <w:pPr>
-        <w:pStyle w:val="Paragrafoelenco"/>
+        <w:pStyle w:val="ListParagraph"/>
         <w:numPr>
           <w:ilvl w:val="0"/>
           <w:numId w:val="28"/>
@@ -903,7 +903,7 @@
     </w:p>
     <w:p>
       <w:pPr>
-        <w:pStyle w:val="Paragrafoelenco"/>
+        <w:pStyle w:val="ListParagraph"/>
         <w:numPr>
           <w:ilvl w:val="0"/>
           <w:numId w:val="28"/>
@@ -923,7 +923,7 @@
     </w:p>
     <w:p>
       <w:pPr>
-        <w:pStyle w:val="Paragrafoelenco"/>
+        <w:pStyle w:val="ListParagraph"/>
         <w:numPr>
           <w:ilvl w:val="0"/>
           <w:numId w:val="28"/>
@@ -943,7 +943,7 @@
     </w:p>
     <w:p>
       <w:pPr>
-        <w:pStyle w:val="Paragrafoelenco"/>
+        <w:pStyle w:val="ListParagraph"/>
         <w:numPr>
           <w:ilvl w:val="0"/>
           <w:numId w:val="28"/>
@@ -963,7 +963,7 @@
     </w:p>
     <w:p>
       <w:pPr>
-        <w:pStyle w:val="Paragrafoelenco"/>
+        <w:pStyle w:val="ListParagraph"/>
         <w:numPr>
           <w:ilvl w:val="0"/>
           <w:numId w:val="28"/>
@@ -1145,7 +1145,7 @@
     </w:p>
     <w:p>
       <w:pPr>
-        <w:pStyle w:val="Paragrafoelenco"/>
+        <w:pStyle w:val="ListParagraph"/>
         <w:numPr>
           <w:ilvl w:val="0"/>
           <w:numId w:val="29"/>
@@ -1165,7 +1165,7 @@
     </w:p>
     <w:p>
       <w:pPr>
-        <w:pStyle w:val="Paragrafoelenco"/>
+        <w:pStyle w:val="ListParagraph"/>
         <w:numPr>
           <w:ilvl w:val="0"/>
           <w:numId w:val="29"/>
@@ -1185,7 +1185,7 @@
     </w:p>
     <w:p>
       <w:pPr>
-        <w:pStyle w:val="Paragrafoelenco"/>
+        <w:pStyle w:val="ListParagraph"/>
         <w:numPr>
           <w:ilvl w:val="0"/>
           <w:numId w:val="29"/>
@@ -1205,7 +1205,7 @@
     </w:p>
     <w:p>
       <w:pPr>
-        <w:pStyle w:val="Paragrafoelenco"/>
+        <w:pStyle w:val="ListParagraph"/>
         <w:numPr>
           <w:ilvl w:val="0"/>
           <w:numId w:val="29"/>
@@ -1225,7 +1225,7 @@
     </w:p>
     <w:p>
       <w:pPr>
-        <w:pStyle w:val="Paragrafoelenco"/>
+        <w:pStyle w:val="ListParagraph"/>
         <w:numPr>
           <w:ilvl w:val="0"/>
           <w:numId w:val="29"/>
@@ -1253,7 +1253,7 @@
     </w:p>
     <w:p>
       <w:pPr>
-        <w:pStyle w:val="Paragrafoelenco"/>
+        <w:pStyle w:val="ListParagraph"/>
         <w:ind w:left="0"/>
         <w:rPr>
           <w:b/>
@@ -1375,7 +1375,7 @@
     </w:p>
     <w:p>
       <w:pPr>
-        <w:pStyle w:val="Paragrafoelenco"/>
+        <w:pStyle w:val="ListParagraph"/>
         <w:ind w:left="0"/>
         <w:rPr>
           <w:b/>
@@ -1443,7 +1443,7 @@
     </w:p>
     <w:tbl>
       <w:tblPr>
-        <w:tblStyle w:val="Grigliatabella"/>
+        <w:tblStyle w:val="TableGrid"/>
         <w:tblW w:w="10600" w:type="dxa"/>
         <w:tblLook w:val="06A0" w:firstRow="1" w:lastRow="0" w:firstColumn="1" w:lastColumn="0" w:noHBand="1" w:noVBand="1"/>
       </w:tblPr>
@@ -1746,7 +1746,7 @@
     </w:p>
     <w:p>
       <w:pPr>
-        <w:pStyle w:val="Paragrafoelenco"/>
+        <w:pStyle w:val="ListParagraph"/>
         <w:numPr>
           <w:ilvl w:val="0"/>
           <w:numId w:val="24"/>
@@ -1841,7 +1841,7 @@
     </w:p>
     <w:p>
       <w:pPr>
-        <w:pStyle w:val="Paragrafoelenco"/>
+        <w:pStyle w:val="ListParagraph"/>
         <w:numPr>
           <w:ilvl w:val="0"/>
           <w:numId w:val="23"/>
@@ -1877,7 +1877,7 @@
     </w:p>
     <w:p>
       <w:pPr>
-        <w:pStyle w:val="Paragrafoelenco"/>
+        <w:pStyle w:val="ListParagraph"/>
         <w:numPr>
           <w:ilvl w:val="0"/>
           <w:numId w:val="22"/>
@@ -1912,7 +1912,7 @@
     </w:p>
     <w:p>
       <w:pPr>
-        <w:pStyle w:val="Paragrafoelenco"/>
+        <w:pStyle w:val="ListParagraph"/>
         <w:numPr>
           <w:ilvl w:val="0"/>
           <w:numId w:val="21"/>
@@ -1933,7 +1933,7 @@
     </w:p>
     <w:p>
       <w:pPr>
-        <w:pStyle w:val="Paragrafoelenco"/>
+        <w:pStyle w:val="ListParagraph"/>
         <w:numPr>
           <w:ilvl w:val="0"/>
           <w:numId w:val="20"/>
@@ -2133,7 +2133,7 @@
     </w:p>
     <w:p>
       <w:pPr>
-        <w:pStyle w:val="Paragrafoelenco"/>
+        <w:pStyle w:val="ListParagraph"/>
         <w:ind w:left="0"/>
         <w:rPr>
           <w:b/>
@@ -2145,7 +2145,7 @@
     </w:p>
     <w:p>
       <w:pPr>
-        <w:pStyle w:val="Paragrafoelenco"/>
+        <w:pStyle w:val="ListParagraph"/>
         <w:ind w:left="0"/>
         <w:rPr>
           <w:b/>
@@ -2170,7 +2170,7 @@
     </w:p>
     <w:p>
       <w:pPr>
-        <w:pStyle w:val="Paragrafoelenco"/>
+        <w:pStyle w:val="ListParagraph"/>
         <w:ind w:left="0"/>
         <w:rPr>
           <w:b/>
@@ -2184,7 +2184,7 @@
     </w:p>
     <w:p>
       <w:pPr>
-        <w:pStyle w:val="Paragrafoelenco"/>
+        <w:pStyle w:val="ListParagraph"/>
         <w:ind w:left="0"/>
         <w:rPr>
           <w:sz w:val="28"/>
@@ -2201,7 +2201,7 @@
     </w:p>
     <w:p>
       <w:pPr>
-        <w:pStyle w:val="Paragrafoelenco"/>
+        <w:pStyle w:val="ListParagraph"/>
         <w:ind w:left="0"/>
         <w:rPr>
           <w:sz w:val="28"/>
@@ -2211,7 +2211,7 @@
     </w:p>
     <w:p>
       <w:pPr>
-        <w:pStyle w:val="Paragrafoelenco"/>
+        <w:pStyle w:val="ListParagraph"/>
         <w:ind w:left="0"/>
         <w:rPr>
           <w:sz w:val="28"/>
@@ -2228,7 +2228,7 @@
     </w:p>
     <w:p>
       <w:pPr>
-        <w:pStyle w:val="Paragrafoelenco"/>
+        <w:pStyle w:val="ListParagraph"/>
         <w:ind w:left="0"/>
         <w:jc w:val="center"/>
         <w:rPr>
@@ -2239,7 +2239,7 @@
     </w:p>
     <w:p>
       <w:pPr>
-        <w:pStyle w:val="Paragrafoelenco"/>
+        <w:pStyle w:val="ListParagraph"/>
         <w:ind w:left="0"/>
         <w:rPr>
           <w:sz w:val="24"/>
@@ -2249,7 +2249,7 @@
     </w:p>
     <w:p>
       <w:pPr>
-        <w:pStyle w:val="Paragrafoelenco"/>
+        <w:pStyle w:val="ListParagraph"/>
         <w:ind w:left="0"/>
         <w:rPr>
           <w:sz w:val="24"/>
@@ -2259,7 +2259,7 @@
     </w:p>
     <w:p>
       <w:pPr>
-        <w:pStyle w:val="Paragrafoelenco"/>
+        <w:pStyle w:val="ListParagraph"/>
         <w:ind w:left="0"/>
         <w:rPr>
           <w:sz w:val="24"/>
@@ -2269,7 +2269,7 @@
     </w:p>
     <w:p>
       <w:pPr>
-        <w:pStyle w:val="Paragrafoelenco"/>
+        <w:pStyle w:val="ListParagraph"/>
         <w:ind w:left="0"/>
         <w:rPr>
           <w:b/>
@@ -4194,7 +4194,7 @@
     </w:p>
     <w:p>
       <w:pPr>
-        <w:pStyle w:val="Paragrafoelenco"/>
+        <w:pStyle w:val="ListParagraph"/>
         <w:numPr>
           <w:ilvl w:val="0"/>
           <w:numId w:val="25"/>
@@ -4214,7 +4214,7 @@
     </w:p>
     <w:p>
       <w:pPr>
-        <w:pStyle w:val="Paragrafoelenco"/>
+        <w:pStyle w:val="ListParagraph"/>
         <w:numPr>
           <w:ilvl w:val="0"/>
           <w:numId w:val="25"/>
@@ -4234,7 +4234,7 @@
     </w:p>
     <w:p>
       <w:pPr>
-        <w:pStyle w:val="Paragrafoelenco"/>
+        <w:pStyle w:val="ListParagraph"/>
         <w:numPr>
           <w:ilvl w:val="0"/>
           <w:numId w:val="25"/>
@@ -4289,7 +4289,7 @@
     </w:p>
     <w:p>
       <w:pPr>
-        <w:pStyle w:val="Paragrafoelenco"/>
+        <w:pStyle w:val="ListParagraph"/>
         <w:numPr>
           <w:ilvl w:val="0"/>
           <w:numId w:val="25"/>
@@ -4309,7 +4309,7 @@
     </w:p>
     <w:p>
       <w:pPr>
-        <w:pStyle w:val="Paragrafoelenco"/>
+        <w:pStyle w:val="ListParagraph"/>
         <w:numPr>
           <w:ilvl w:val="0"/>
           <w:numId w:val="25"/>
@@ -4329,7 +4329,7 @@
     </w:p>
     <w:p>
       <w:pPr>
-        <w:pStyle w:val="Paragrafoelenco"/>
+        <w:pStyle w:val="ListParagraph"/>
         <w:numPr>
           <w:ilvl w:val="0"/>
           <w:numId w:val="25"/>
@@ -4349,7 +4349,7 @@
     </w:p>
     <w:p>
       <w:pPr>
-        <w:pStyle w:val="Paragrafoelenco"/>
+        <w:pStyle w:val="ListParagraph"/>
         <w:numPr>
           <w:ilvl w:val="0"/>
           <w:numId w:val="25"/>
@@ -4369,7 +4369,7 @@
     </w:p>
     <w:p>
       <w:pPr>
-        <w:pStyle w:val="Paragrafoelenco"/>
+        <w:pStyle w:val="ListParagraph"/>
         <w:numPr>
           <w:ilvl w:val="0"/>
           <w:numId w:val="25"/>
@@ -4389,7 +4389,7 @@
     </w:p>
     <w:p>
       <w:pPr>
-        <w:pStyle w:val="Paragrafoelenco"/>
+        <w:pStyle w:val="ListParagraph"/>
         <w:numPr>
           <w:ilvl w:val="0"/>
           <w:numId w:val="25"/>
@@ -4409,7 +4409,7 @@
     </w:p>
     <w:p>
       <w:pPr>
-        <w:pStyle w:val="Paragrafoelenco"/>
+        <w:pStyle w:val="ListParagraph"/>
         <w:numPr>
           <w:ilvl w:val="0"/>
           <w:numId w:val="25"/>
@@ -5114,7 +5114,7 @@
     </w:p>
     <w:p>
       <w:pPr>
-        <w:pStyle w:val="Paragrafoelenco"/>
+        <w:pStyle w:val="ListParagraph"/>
         <w:numPr>
           <w:ilvl w:val="0"/>
           <w:numId w:val="27"/>
@@ -5134,7 +5134,7 @@
     </w:p>
     <w:p>
       <w:pPr>
-        <w:pStyle w:val="Paragrafoelenco"/>
+        <w:pStyle w:val="ListParagraph"/>
         <w:numPr>
           <w:ilvl w:val="0"/>
           <w:numId w:val="27"/>
@@ -5154,7 +5154,7 @@
     </w:p>
     <w:p>
       <w:pPr>
-        <w:pStyle w:val="Paragrafoelenco"/>
+        <w:pStyle w:val="ListParagraph"/>
         <w:numPr>
           <w:ilvl w:val="0"/>
           <w:numId w:val="27"/>
@@ -5174,7 +5174,7 @@
     </w:p>
     <w:p>
       <w:pPr>
-        <w:pStyle w:val="Paragrafoelenco"/>
+        <w:pStyle w:val="ListParagraph"/>
         <w:numPr>
           <w:ilvl w:val="0"/>
           <w:numId w:val="27"/>
@@ -5194,7 +5194,7 @@
     </w:p>
     <w:p>
       <w:pPr>
-        <w:pStyle w:val="Paragrafoelenco"/>
+        <w:pStyle w:val="ListParagraph"/>
         <w:numPr>
           <w:ilvl w:val="0"/>
           <w:numId w:val="27"/>
@@ -5214,7 +5214,7 @@
     </w:p>
     <w:p>
       <w:pPr>
-        <w:pStyle w:val="Paragrafoelenco"/>
+        <w:pStyle w:val="ListParagraph"/>
         <w:numPr>
           <w:ilvl w:val="0"/>
           <w:numId w:val="27"/>
@@ -5234,7 +5234,7 @@
     </w:p>
     <w:p>
       <w:pPr>
-        <w:pStyle w:val="Paragrafoelenco"/>
+        <w:pStyle w:val="ListParagraph"/>
         <w:numPr>
           <w:ilvl w:val="0"/>
           <w:numId w:val="27"/>
@@ -8546,7 +8546,7 @@
     </w:p>
     <w:p>
       <w:pPr>
-        <w:pStyle w:val="Paragrafoelenco"/>
+        <w:pStyle w:val="ListParagraph"/>
         <w:numPr>
           <w:ilvl w:val="0"/>
           <w:numId w:val="27"/>
@@ -8566,7 +8566,7 @@
     </w:p>
     <w:p>
       <w:pPr>
-        <w:pStyle w:val="Paragrafoelenco"/>
+        <w:pStyle w:val="ListParagraph"/>
         <w:numPr>
           <w:ilvl w:val="0"/>
           <w:numId w:val="27"/>
@@ -8586,7 +8586,7 @@
     </w:p>
     <w:p>
       <w:pPr>
-        <w:pStyle w:val="Paragrafoelenco"/>
+        <w:pStyle w:val="ListParagraph"/>
         <w:numPr>
           <w:ilvl w:val="0"/>
           <w:numId w:val="27"/>
@@ -8606,7 +8606,7 @@
     </w:p>
     <w:p>
       <w:pPr>
-        <w:pStyle w:val="Paragrafoelenco"/>
+        <w:pStyle w:val="ListParagraph"/>
         <w:numPr>
           <w:ilvl w:val="0"/>
           <w:numId w:val="27"/>
@@ -8626,7 +8626,7 @@
     </w:p>
     <w:p>
       <w:pPr>
-        <w:pStyle w:val="Paragrafoelenco"/>
+        <w:pStyle w:val="ListParagraph"/>
         <w:numPr>
           <w:ilvl w:val="0"/>
           <w:numId w:val="27"/>
@@ -8646,7 +8646,7 @@
     </w:p>
     <w:p>
       <w:pPr>
-        <w:pStyle w:val="Paragrafoelenco"/>
+        <w:pStyle w:val="ListParagraph"/>
         <w:numPr>
           <w:ilvl w:val="0"/>
           <w:numId w:val="27"/>
@@ -8666,7 +8666,7 @@
     </w:p>
     <w:p>
       <w:pPr>
-        <w:pStyle w:val="Paragrafoelenco"/>
+        <w:pStyle w:val="ListParagraph"/>
         <w:numPr>
           <w:ilvl w:val="0"/>
           <w:numId w:val="27"/>
@@ -8686,7 +8686,7 @@
     </w:p>
     <w:p>
       <w:pPr>
-        <w:pStyle w:val="Paragrafoelenco"/>
+        <w:pStyle w:val="ListParagraph"/>
         <w:numPr>
           <w:ilvl w:val="0"/>
           <w:numId w:val="27"/>
@@ -8706,7 +8706,7 @@
     </w:p>
     <w:p>
       <w:pPr>
-        <w:pStyle w:val="Paragrafoelenco"/>
+        <w:pStyle w:val="ListParagraph"/>
         <w:numPr>
           <w:ilvl w:val="0"/>
           <w:numId w:val="27"/>
@@ -8726,7 +8726,7 @@
     </w:p>
     <w:p>
       <w:pPr>
-        <w:pStyle w:val="Paragrafoelenco"/>
+        <w:pStyle w:val="ListParagraph"/>
         <w:numPr>
           <w:ilvl w:val="0"/>
           <w:numId w:val="27"/>
@@ -8746,7 +8746,7 @@
     </w:p>
     <w:p>
       <w:pPr>
-        <w:pStyle w:val="Paragrafoelenco"/>
+        <w:pStyle w:val="ListParagraph"/>
         <w:numPr>
           <w:ilvl w:val="0"/>
           <w:numId w:val="27"/>
@@ -8766,7 +8766,7 @@
     </w:p>
     <w:p>
       <w:pPr>
-        <w:pStyle w:val="Paragrafoelenco"/>
+        <w:pStyle w:val="ListParagraph"/>
         <w:numPr>
           <w:ilvl w:val="0"/>
           <w:numId w:val="27"/>
@@ -8786,7 +8786,7 @@
     </w:p>
     <w:p>
       <w:pPr>
-        <w:pStyle w:val="Paragrafoelenco"/>
+        <w:pStyle w:val="ListParagraph"/>
         <w:numPr>
           <w:ilvl w:val="0"/>
           <w:numId w:val="27"/>
@@ -8806,7 +8806,7 @@
     </w:p>
     <w:p>
       <w:pPr>
-        <w:pStyle w:val="Paragrafoelenco"/>
+        <w:pStyle w:val="ListParagraph"/>
         <w:numPr>
           <w:ilvl w:val="0"/>
           <w:numId w:val="27"/>
@@ -8826,7 +8826,7 @@
     </w:p>
     <w:p>
       <w:pPr>
-        <w:pStyle w:val="Paragrafoelenco"/>
+        <w:pStyle w:val="ListParagraph"/>
         <w:numPr>
           <w:ilvl w:val="0"/>
           <w:numId w:val="27"/>
@@ -8877,7 +8877,7 @@
     </w:p>
     <w:p>
       <w:pPr>
-        <w:pStyle w:val="Paragrafoelenco"/>
+        <w:pStyle w:val="ListParagraph"/>
         <w:numPr>
           <w:ilvl w:val="0"/>
           <w:numId w:val="27"/>
@@ -8897,7 +8897,7 @@
     </w:p>
     <w:p>
       <w:pPr>
-        <w:pStyle w:val="Paragrafoelenco"/>
+        <w:pStyle w:val="ListParagraph"/>
         <w:numPr>
           <w:ilvl w:val="0"/>
           <w:numId w:val="27"/>
@@ -8917,7 +8917,7 @@
     </w:p>
     <w:p>
       <w:pPr>
-        <w:pStyle w:val="Paragrafoelenco"/>
+        <w:pStyle w:val="ListParagraph"/>
         <w:numPr>
           <w:ilvl w:val="0"/>
           <w:numId w:val="27"/>
@@ -8937,7 +8937,7 @@
     </w:p>
     <w:p>
       <w:pPr>
-        <w:pStyle w:val="Paragrafoelenco"/>
+        <w:pStyle w:val="ListParagraph"/>
         <w:numPr>
           <w:ilvl w:val="0"/>
           <w:numId w:val="27"/>
@@ -8957,7 +8957,7 @@
     </w:p>
     <w:p>
       <w:pPr>
-        <w:pStyle w:val="Paragrafoelenco"/>
+        <w:pStyle w:val="ListParagraph"/>
         <w:numPr>
           <w:ilvl w:val="0"/>
           <w:numId w:val="27"/>
@@ -8977,7 +8977,7 @@
     </w:p>
     <w:p>
       <w:pPr>
-        <w:pStyle w:val="Paragrafoelenco"/>
+        <w:pStyle w:val="ListParagraph"/>
         <w:numPr>
           <w:ilvl w:val="0"/>
           <w:numId w:val="27"/>
@@ -8997,7 +8997,7 @@
     </w:p>
     <w:p>
       <w:pPr>
-        <w:pStyle w:val="Paragrafoelenco"/>
+        <w:pStyle w:val="ListParagraph"/>
         <w:numPr>
           <w:ilvl w:val="1"/>
           <w:numId w:val="27"/>
@@ -9017,7 +9017,7 @@
     </w:p>
     <w:p>
       <w:pPr>
-        <w:pStyle w:val="Paragrafoelenco"/>
+        <w:pStyle w:val="ListParagraph"/>
         <w:numPr>
           <w:ilvl w:val="0"/>
           <w:numId w:val="27"/>
@@ -9062,7 +9062,7 @@
     </w:p>
     <w:p>
       <w:pPr>
-        <w:pStyle w:val="Paragrafoelenco"/>
+        <w:pStyle w:val="ListParagraph"/>
         <w:numPr>
           <w:ilvl w:val="1"/>
           <w:numId w:val="27"/>
@@ -9114,7 +9114,7 @@
     </w:p>
     <w:p>
       <w:pPr>
-        <w:pStyle w:val="Paragrafoelenco"/>
+        <w:pStyle w:val="ListParagraph"/>
         <w:numPr>
           <w:ilvl w:val="0"/>
           <w:numId w:val="27"/>
@@ -9159,7 +9159,7 @@
     </w:p>
     <w:p>
       <w:pPr>
-        <w:pStyle w:val="Paragrafoelenco"/>
+        <w:pStyle w:val="ListParagraph"/>
         <w:numPr>
           <w:ilvl w:val="0"/>
           <w:numId w:val="27"/>
@@ -9248,7 +9248,7 @@
     </w:p>
     <w:p>
       <w:pPr>
-        <w:pStyle w:val="Paragrafoelenco"/>
+        <w:pStyle w:val="ListParagraph"/>
         <w:numPr>
           <w:ilvl w:val="0"/>
           <w:numId w:val="26"/>
@@ -9268,7 +9268,7 @@
     </w:p>
     <w:p>
       <w:pPr>
-        <w:pStyle w:val="Paragrafoelenco"/>
+        <w:pStyle w:val="ListParagraph"/>
         <w:numPr>
           <w:ilvl w:val="0"/>
           <w:numId w:val="26"/>
@@ -9288,7 +9288,7 @@
     </w:p>
     <w:p>
       <w:pPr>
-        <w:pStyle w:val="Paragrafoelenco"/>
+        <w:pStyle w:val="ListParagraph"/>
         <w:numPr>
           <w:ilvl w:val="0"/>
           <w:numId w:val="26"/>
@@ -9308,7 +9308,7 @@
     </w:p>
     <w:p>
       <w:pPr>
-        <w:pStyle w:val="Paragrafoelenco"/>
+        <w:pStyle w:val="ListParagraph"/>
         <w:numPr>
           <w:ilvl w:val="0"/>
           <w:numId w:val="26"/>
@@ -9328,7 +9328,7 @@
     </w:p>
     <w:p>
       <w:pPr>
-        <w:pStyle w:val="Paragrafoelenco"/>
+        <w:pStyle w:val="ListParagraph"/>
         <w:numPr>
           <w:ilvl w:val="0"/>
           <w:numId w:val="26"/>
@@ -9348,7 +9348,7 @@
     </w:p>
     <w:p>
       <w:pPr>
-        <w:pStyle w:val="Paragrafoelenco"/>
+        <w:pStyle w:val="ListParagraph"/>
         <w:numPr>
           <w:ilvl w:val="0"/>
           <w:numId w:val="26"/>
@@ -9368,7 +9368,7 @@
     </w:p>
     <w:p>
       <w:pPr>
-        <w:pStyle w:val="Paragrafoelenco"/>
+        <w:pStyle w:val="ListParagraph"/>
         <w:numPr>
           <w:ilvl w:val="0"/>
           <w:numId w:val="26"/>
@@ -9388,7 +9388,7 @@
     </w:p>
     <w:p>
       <w:pPr>
-        <w:pStyle w:val="Paragrafoelenco"/>
+        <w:pStyle w:val="ListParagraph"/>
         <w:numPr>
           <w:ilvl w:val="0"/>
           <w:numId w:val="26"/>
@@ -9408,7 +9408,7 @@
     </w:p>
     <w:p>
       <w:pPr>
-        <w:pStyle w:val="Paragrafoelenco"/>
+        <w:pStyle w:val="ListParagraph"/>
         <w:numPr>
           <w:ilvl w:val="0"/>
           <w:numId w:val="26"/>
@@ -9428,7 +9428,7 @@
     </w:p>
     <w:p>
       <w:pPr>
-        <w:pStyle w:val="Paragrafoelenco"/>
+        <w:pStyle w:val="ListParagraph"/>
         <w:numPr>
           <w:ilvl w:val="0"/>
           <w:numId w:val="26"/>
@@ -9448,7 +9448,7 @@
     </w:p>
     <w:p>
       <w:pPr>
-        <w:pStyle w:val="Paragrafoelenco"/>
+        <w:pStyle w:val="ListParagraph"/>
         <w:numPr>
           <w:ilvl w:val="0"/>
           <w:numId w:val="26"/>
@@ -9468,7 +9468,7 @@
     </w:p>
     <w:p>
       <w:pPr>
-        <w:pStyle w:val="Paragrafoelenco"/>
+        <w:pStyle w:val="ListParagraph"/>
         <w:numPr>
           <w:ilvl w:val="0"/>
           <w:numId w:val="26"/>
@@ -9553,7 +9553,7 @@
     </w:p>
     <w:p>
       <w:pPr>
-        <w:pStyle w:val="Paragrafoelenco"/>
+        <w:pStyle w:val="ListParagraph"/>
         <w:numPr>
           <w:ilvl w:val="0"/>
           <w:numId w:val="18"/>
@@ -9573,7 +9573,7 @@
     </w:p>
     <w:p>
       <w:pPr>
-        <w:pStyle w:val="Paragrafoelenco"/>
+        <w:pStyle w:val="ListParagraph"/>
         <w:numPr>
           <w:ilvl w:val="0"/>
           <w:numId w:val="18"/>
@@ -9593,7 +9593,7 @@
     </w:p>
     <w:p>
       <w:pPr>
-        <w:pStyle w:val="Paragrafoelenco"/>
+        <w:pStyle w:val="ListParagraph"/>
         <w:ind w:left="0"/>
         <w:rPr>
           <w:sz w:val="28"/>
@@ -9603,7 +9603,7 @@
     </w:p>
     <w:p>
       <w:pPr>
-        <w:pStyle w:val="Paragrafoelenco"/>
+        <w:pStyle w:val="ListParagraph"/>
         <w:ind w:left="0"/>
         <w:rPr>
           <w:sz w:val="28"/>
@@ -9620,7 +9620,7 @@
     </w:p>
     <w:p>
       <w:pPr>
-        <w:pStyle w:val="Paragrafoelenco"/>
+        <w:pStyle w:val="ListParagraph"/>
         <w:ind w:left="0"/>
         <w:rPr>
           <w:sz w:val="28"/>
@@ -9630,7 +9630,7 @@
     </w:p>
     <w:p>
       <w:pPr>
-        <w:pStyle w:val="Paragrafoelenco"/>
+        <w:pStyle w:val="ListParagraph"/>
         <w:ind w:left="0"/>
         <w:rPr>
           <w:sz w:val="28"/>
@@ -9647,7 +9647,7 @@
     </w:p>
     <w:p>
       <w:pPr>
-        <w:pStyle w:val="Paragrafoelenco"/>
+        <w:pStyle w:val="ListParagraph"/>
         <w:numPr>
           <w:ilvl w:val="0"/>
           <w:numId w:val="16"/>
@@ -9667,7 +9667,7 @@
     </w:p>
     <w:p>
       <w:pPr>
-        <w:pStyle w:val="Paragrafoelenco"/>
+        <w:pStyle w:val="ListParagraph"/>
         <w:ind w:left="0"/>
         <w:rPr>
           <w:sz w:val="28"/>
@@ -9677,7 +9677,7 @@
     </w:p>
     <w:p>
       <w:pPr>
-        <w:pStyle w:val="Paragrafoelenco"/>
+        <w:pStyle w:val="ListParagraph"/>
         <w:ind w:left="0"/>
         <w:rPr>
           <w:sz w:val="28"/>
@@ -9694,7 +9694,7 @@
     </w:p>
     <w:p>
       <w:pPr>
-        <w:pStyle w:val="Paragrafoelenco"/>
+        <w:pStyle w:val="ListParagraph"/>
         <w:numPr>
           <w:ilvl w:val="0"/>
           <w:numId w:val="15"/>
@@ -9714,7 +9714,7 @@
     </w:p>
     <w:p>
       <w:pPr>
-        <w:pStyle w:val="Paragrafoelenco"/>
+        <w:pStyle w:val="ListParagraph"/>
         <w:numPr>
           <w:ilvl w:val="0"/>
           <w:numId w:val="15"/>
@@ -9734,7 +9734,7 @@
     </w:p>
     <w:p>
       <w:pPr>
-        <w:pStyle w:val="Paragrafoelenco"/>
+        <w:pStyle w:val="ListParagraph"/>
         <w:ind w:left="0"/>
         <w:rPr>
           <w:sz w:val="28"/>
@@ -9816,7 +9816,7 @@
     </w:p>
     <w:p>
       <w:pPr>
-        <w:pStyle w:val="Paragrafoelenco"/>
+        <w:pStyle w:val="ListParagraph"/>
         <w:numPr>
           <w:ilvl w:val="0"/>
           <w:numId w:val="30"/>
@@ -9836,7 +9836,7 @@
     </w:p>
     <w:p>
       <w:pPr>
-        <w:pStyle w:val="Paragrafoelenco"/>
+        <w:pStyle w:val="ListParagraph"/>
         <w:numPr>
           <w:ilvl w:val="0"/>
           <w:numId w:val="30"/>
@@ -9856,7 +9856,7 @@
     </w:p>
     <w:p>
       <w:pPr>
-        <w:pStyle w:val="Paragrafoelenco"/>
+        <w:pStyle w:val="ListParagraph"/>
         <w:numPr>
           <w:ilvl w:val="0"/>
           <w:numId w:val="30"/>
@@ -9876,7 +9876,7 @@
     </w:p>
     <w:p>
       <w:pPr>
-        <w:pStyle w:val="Paragrafoelenco"/>
+        <w:pStyle w:val="ListParagraph"/>
         <w:numPr>
           <w:ilvl w:val="0"/>
           <w:numId w:val="30"/>
@@ -9896,7 +9896,7 @@
     </w:p>
     <w:p>
       <w:pPr>
-        <w:pStyle w:val="Paragrafoelenco"/>
+        <w:pStyle w:val="ListParagraph"/>
         <w:numPr>
           <w:ilvl w:val="0"/>
           <w:numId w:val="30"/>
@@ -9916,7 +9916,7 @@
     </w:p>
     <w:p>
       <w:pPr>
-        <w:pStyle w:val="Paragrafoelenco"/>
+        <w:pStyle w:val="ListParagraph"/>
         <w:numPr>
           <w:ilvl w:val="0"/>
           <w:numId w:val="30"/>
@@ -9936,7 +9936,7 @@
     </w:p>
     <w:p>
       <w:pPr>
-        <w:pStyle w:val="Paragrafoelenco"/>
+        <w:pStyle w:val="ListParagraph"/>
         <w:numPr>
           <w:ilvl w:val="0"/>
           <w:numId w:val="30"/>
@@ -9971,7 +9971,7 @@
     </w:p>
     <w:p>
       <w:pPr>
-        <w:pStyle w:val="Paragrafoelenco"/>
+        <w:pStyle w:val="ListParagraph"/>
         <w:numPr>
           <w:ilvl w:val="0"/>
           <w:numId w:val="30"/>
@@ -10048,7 +10048,7 @@
     </w:p>
     <w:p>
       <w:pPr>
-        <w:pStyle w:val="Paragrafoelenco"/>
+        <w:pStyle w:val="ListParagraph"/>
         <w:numPr>
           <w:ilvl w:val="0"/>
           <w:numId w:val="6"/>
@@ -10068,7 +10068,7 @@
     </w:p>
     <w:p>
       <w:pPr>
-        <w:pStyle w:val="Paragrafoelenco"/>
+        <w:pStyle w:val="ListParagraph"/>
         <w:numPr>
           <w:ilvl w:val="0"/>
           <w:numId w:val="6"/>
@@ -10103,7 +10103,7 @@
     </w:p>
     <w:p>
       <w:pPr>
-        <w:pStyle w:val="Paragrafoelenco"/>
+        <w:pStyle w:val="ListParagraph"/>
         <w:numPr>
           <w:ilvl w:val="0"/>
           <w:numId w:val="5"/>
@@ -10123,7 +10123,7 @@
     </w:p>
     <w:p>
       <w:pPr>
-        <w:pStyle w:val="Paragrafoelenco"/>
+        <w:pStyle w:val="ListParagraph"/>
         <w:numPr>
           <w:ilvl w:val="1"/>
           <w:numId w:val="5"/>
@@ -10143,7 +10143,7 @@
     </w:p>
     <w:p>
       <w:pPr>
-        <w:pStyle w:val="Paragrafoelenco"/>
+        <w:pStyle w:val="ListParagraph"/>
         <w:numPr>
           <w:ilvl w:val="1"/>
           <w:numId w:val="5"/>
@@ -10163,7 +10163,7 @@
     </w:p>
     <w:p>
       <w:pPr>
-        <w:pStyle w:val="Paragrafoelenco"/>
+        <w:pStyle w:val="ListParagraph"/>
         <w:numPr>
           <w:ilvl w:val="1"/>
           <w:numId w:val="5"/>
@@ -10238,7 +10238,7 @@
     </w:p>
     <w:p>
       <w:pPr>
-        <w:pStyle w:val="Paragrafoelenco"/>
+        <w:pStyle w:val="ListParagraph"/>
         <w:numPr>
           <w:ilvl w:val="0"/>
           <w:numId w:val="19"/>
@@ -10258,7 +10258,7 @@
     </w:p>
     <w:p>
       <w:pPr>
-        <w:pStyle w:val="Paragrafoelenco"/>
+        <w:pStyle w:val="ListParagraph"/>
         <w:numPr>
           <w:ilvl w:val="0"/>
           <w:numId w:val="19"/>
@@ -10278,7 +10278,7 @@
     </w:p>
     <w:p>
       <w:pPr>
-        <w:pStyle w:val="Paragrafoelenco"/>
+        <w:pStyle w:val="ListParagraph"/>
         <w:numPr>
           <w:ilvl w:val="0"/>
           <w:numId w:val="19"/>
@@ -10298,7 +10298,7 @@
     </w:p>
     <w:p>
       <w:pPr>
-        <w:pStyle w:val="Paragrafoelenco"/>
+        <w:pStyle w:val="ListParagraph"/>
         <w:numPr>
           <w:ilvl w:val="0"/>
           <w:numId w:val="19"/>
@@ -10318,7 +10318,7 @@
     </w:p>
     <w:p>
       <w:pPr>
-        <w:pStyle w:val="Paragrafoelenco"/>
+        <w:pStyle w:val="ListParagraph"/>
         <w:numPr>
           <w:ilvl w:val="0"/>
           <w:numId w:val="19"/>
@@ -10338,7 +10338,7 @@
     </w:p>
     <w:p>
       <w:pPr>
-        <w:pStyle w:val="Paragrafoelenco"/>
+        <w:pStyle w:val="ListParagraph"/>
         <w:numPr>
           <w:ilvl w:val="0"/>
           <w:numId w:val="19"/>
@@ -10358,7 +10358,7 @@
     </w:p>
     <w:p>
       <w:pPr>
-        <w:pStyle w:val="Paragrafoelenco"/>
+        <w:pStyle w:val="ListParagraph"/>
         <w:numPr>
           <w:ilvl w:val="0"/>
           <w:numId w:val="19"/>
@@ -10378,7 +10378,7 @@
     </w:p>
     <w:p>
       <w:pPr>
-        <w:pStyle w:val="Paragrafoelenco"/>
+        <w:pStyle w:val="ListParagraph"/>
         <w:numPr>
           <w:ilvl w:val="0"/>
           <w:numId w:val="19"/>
@@ -10398,7 +10398,7 @@
     </w:p>
     <w:p>
       <w:pPr>
-        <w:pStyle w:val="Paragrafoelenco"/>
+        <w:pStyle w:val="ListParagraph"/>
         <w:numPr>
           <w:ilvl w:val="0"/>
           <w:numId w:val="19"/>
@@ -10418,7 +10418,7 @@
     </w:p>
     <w:p>
       <w:pPr>
-        <w:pStyle w:val="Paragrafoelenco"/>
+        <w:pStyle w:val="ListParagraph"/>
         <w:rPr>
           <w:sz w:val="28"/>
           <w:szCs w:val="28"/>
@@ -10442,7 +10442,7 @@
     </w:p>
     <w:p>
       <w:pPr>
-        <w:pStyle w:val="Paragrafoelenco"/>
+        <w:pStyle w:val="ListParagraph"/>
         <w:numPr>
           <w:ilvl w:val="0"/>
           <w:numId w:val="30"/>
@@ -10462,7 +10462,7 @@
     </w:p>
     <w:p>
       <w:pPr>
-        <w:pStyle w:val="Paragrafoelenco"/>
+        <w:pStyle w:val="ListParagraph"/>
         <w:rPr>
           <w:sz w:val="28"/>
           <w:szCs w:val="28"/>
@@ -10520,7 +10520,7 @@
     </w:p>
     <w:p>
       <w:pPr>
-        <w:pStyle w:val="Paragrafoelenco"/>
+        <w:pStyle w:val="ListParagraph"/>
         <w:numPr>
           <w:ilvl w:val="0"/>
           <w:numId w:val="6"/>
@@ -10540,7 +10540,7 @@
     </w:p>
     <w:p>
       <w:pPr>
-        <w:pStyle w:val="Paragrafoelenco"/>
+        <w:pStyle w:val="ListParagraph"/>
         <w:numPr>
           <w:ilvl w:val="0"/>
           <w:numId w:val="6"/>
@@ -10575,7 +10575,7 @@
     </w:p>
     <w:p>
       <w:pPr>
-        <w:pStyle w:val="Paragrafoelenco"/>
+        <w:pStyle w:val="ListParagraph"/>
         <w:numPr>
           <w:ilvl w:val="0"/>
           <w:numId w:val="5"/>
@@ -10595,7 +10595,7 @@
     </w:p>
     <w:p>
       <w:pPr>
-        <w:pStyle w:val="Paragrafoelenco"/>
+        <w:pStyle w:val="ListParagraph"/>
         <w:numPr>
           <w:ilvl w:val="1"/>
           <w:numId w:val="5"/>
@@ -10615,7 +10615,7 @@
     </w:p>
     <w:p>
       <w:pPr>
-        <w:pStyle w:val="Paragrafoelenco"/>
+        <w:pStyle w:val="ListParagraph"/>
         <w:numPr>
           <w:ilvl w:val="1"/>
           <w:numId w:val="5"/>
@@ -10635,7 +10635,7 @@
     </w:p>
     <w:p>
       <w:pPr>
-        <w:pStyle w:val="Paragrafoelenco"/>
+        <w:pStyle w:val="ListParagraph"/>
         <w:numPr>
           <w:ilvl w:val="1"/>
           <w:numId w:val="5"/>
@@ -10730,7 +10730,7 @@
     </w:p>
     <w:p>
       <w:pPr>
-        <w:pStyle w:val="Paragrafoelenco"/>
+        <w:pStyle w:val="ListParagraph"/>
         <w:numPr>
           <w:ilvl w:val="0"/>
           <w:numId w:val="17"/>
@@ -10750,7 +10750,7 @@
     </w:p>
     <w:p>
       <w:pPr>
-        <w:pStyle w:val="Paragrafoelenco"/>
+        <w:pStyle w:val="ListParagraph"/>
         <w:numPr>
           <w:ilvl w:val="0"/>
           <w:numId w:val="17"/>
@@ -10827,7 +10827,7 @@
     </w:p>
     <w:p>
       <w:pPr>
-        <w:pStyle w:val="Paragrafoelenco"/>
+        <w:pStyle w:val="ListParagraph"/>
         <w:numPr>
           <w:ilvl w:val="0"/>
           <w:numId w:val="14"/>
@@ -10862,7 +10862,7 @@
     </w:p>
     <w:p>
       <w:pPr>
-        <w:pStyle w:val="Paragrafoelenco"/>
+        <w:pStyle w:val="ListParagraph"/>
         <w:numPr>
           <w:ilvl w:val="0"/>
           <w:numId w:val="14"/>
@@ -10941,7 +10941,7 @@
     </w:p>
     <w:p>
       <w:pPr>
-        <w:pStyle w:val="Paragrafoelenco"/>
+        <w:pStyle w:val="ListParagraph"/>
         <w:numPr>
           <w:ilvl w:val="0"/>
           <w:numId w:val="13"/>
@@ -10961,7 +10961,7 @@
     </w:p>
     <w:p>
       <w:pPr>
-        <w:pStyle w:val="Paragrafoelenco"/>
+        <w:pStyle w:val="ListParagraph"/>
         <w:numPr>
           <w:ilvl w:val="0"/>
           <w:numId w:val="13"/>
@@ -10996,7 +10996,7 @@
     </w:p>
     <w:p>
       <w:pPr>
-        <w:pStyle w:val="Paragrafoelenco"/>
+        <w:pStyle w:val="ListParagraph"/>
         <w:numPr>
           <w:ilvl w:val="0"/>
           <w:numId w:val="13"/>
@@ -11093,7 +11093,7 @@
     </w:p>
     <w:p>
       <w:pPr>
-        <w:pStyle w:val="Paragrafoelenco"/>
+        <w:pStyle w:val="ListParagraph"/>
         <w:numPr>
           <w:ilvl w:val="0"/>
           <w:numId w:val="14"/>
@@ -11128,7 +11128,7 @@
     </w:p>
     <w:p>
       <w:pPr>
-        <w:pStyle w:val="Paragrafoelenco"/>
+        <w:pStyle w:val="ListParagraph"/>
         <w:numPr>
           <w:ilvl w:val="0"/>
           <w:numId w:val="14"/>
@@ -11221,7 +11221,7 @@
     </w:p>
     <w:p>
       <w:pPr>
-        <w:pStyle w:val="Paragrafoelenco"/>
+        <w:pStyle w:val="ListParagraph"/>
         <w:numPr>
           <w:ilvl w:val="0"/>
           <w:numId w:val="9"/>
@@ -11243,7 +11243,7 @@
     </w:p>
     <w:p>
       <w:pPr>
-        <w:pStyle w:val="Paragrafoelenco"/>
+        <w:pStyle w:val="ListParagraph"/>
         <w:numPr>
           <w:ilvl w:val="0"/>
           <w:numId w:val="9"/>
@@ -11265,7 +11265,7 @@
     </w:p>
     <w:p>
       <w:pPr>
-        <w:pStyle w:val="Paragrafoelenco"/>
+        <w:pStyle w:val="ListParagraph"/>
         <w:numPr>
           <w:ilvl w:val="1"/>
           <w:numId w:val="9"/>
@@ -11287,7 +11287,7 @@
     </w:p>
     <w:p>
       <w:pPr>
-        <w:pStyle w:val="Paragrafoelenco"/>
+        <w:pStyle w:val="ListParagraph"/>
         <w:numPr>
           <w:ilvl w:val="1"/>
           <w:numId w:val="9"/>
@@ -11307,7 +11307,7 @@
     </w:p>
     <w:p>
       <w:pPr>
-        <w:pStyle w:val="Paragrafoelenco"/>
+        <w:pStyle w:val="ListParagraph"/>
         <w:numPr>
           <w:ilvl w:val="0"/>
           <w:numId w:val="9"/>
@@ -11329,7 +11329,7 @@
     </w:p>
     <w:p>
       <w:pPr>
-        <w:pStyle w:val="Paragrafoelenco"/>
+        <w:pStyle w:val="ListParagraph"/>
         <w:numPr>
           <w:ilvl w:val="1"/>
           <w:numId w:val="9"/>
@@ -11351,7 +11351,7 @@
     </w:p>
     <w:p>
       <w:pPr>
-        <w:pStyle w:val="Paragrafoelenco"/>
+        <w:pStyle w:val="ListParagraph"/>
         <w:numPr>
           <w:ilvl w:val="0"/>
           <w:numId w:val="9"/>
@@ -11373,7 +11373,7 @@
     </w:p>
     <w:p>
       <w:pPr>
-        <w:pStyle w:val="Paragrafoelenco"/>
+        <w:pStyle w:val="ListParagraph"/>
         <w:numPr>
           <w:ilvl w:val="0"/>
           <w:numId w:val="9"/>
@@ -11395,7 +11395,7 @@
     </w:p>
     <w:p>
       <w:pPr>
-        <w:pStyle w:val="Paragrafoelenco"/>
+        <w:pStyle w:val="ListParagraph"/>
         <w:numPr>
           <w:ilvl w:val="0"/>
           <w:numId w:val="9"/>
@@ -11415,7 +11415,7 @@
     </w:p>
     <w:p>
       <w:pPr>
-        <w:pStyle w:val="Paragrafoelenco"/>
+        <w:pStyle w:val="ListParagraph"/>
         <w:numPr>
           <w:ilvl w:val="0"/>
           <w:numId w:val="9"/>
@@ -11435,7 +11435,7 @@
     </w:p>
     <w:p>
       <w:pPr>
-        <w:pStyle w:val="Paragrafoelenco"/>
+        <w:pStyle w:val="ListParagraph"/>
         <w:numPr>
           <w:ilvl w:val="0"/>
           <w:numId w:val="9"/>
@@ -11455,7 +11455,7 @@
     </w:p>
     <w:p>
       <w:pPr>
-        <w:pStyle w:val="Paragrafoelenco"/>
+        <w:pStyle w:val="ListParagraph"/>
         <w:numPr>
           <w:ilvl w:val="0"/>
           <w:numId w:val="9"/>
@@ -11475,7 +11475,7 @@
     </w:p>
     <w:p>
       <w:pPr>
-        <w:pStyle w:val="Paragrafoelenco"/>
+        <w:pStyle w:val="ListParagraph"/>
         <w:numPr>
           <w:ilvl w:val="1"/>
           <w:numId w:val="9"/>
@@ -11495,7 +11495,7 @@
     </w:p>
     <w:p>
       <w:pPr>
-        <w:pStyle w:val="Paragrafoelenco"/>
+        <w:pStyle w:val="ListParagraph"/>
         <w:numPr>
           <w:ilvl w:val="2"/>
           <w:numId w:val="9"/>
@@ -11572,7 +11572,7 @@
     </w:p>
     <w:p>
       <w:pPr>
-        <w:pStyle w:val="Paragrafoelenco"/>
+        <w:pStyle w:val="ListParagraph"/>
         <w:numPr>
           <w:ilvl w:val="0"/>
           <w:numId w:val="8"/>
@@ -11607,7 +11607,7 @@
     </w:p>
     <w:p>
       <w:pPr>
-        <w:pStyle w:val="Paragrafoelenco"/>
+        <w:pStyle w:val="ListParagraph"/>
         <w:numPr>
           <w:ilvl w:val="0"/>
           <w:numId w:val="7"/>
@@ -11627,7 +11627,7 @@
     </w:p>
     <w:p>
       <w:pPr>
-        <w:pStyle w:val="Paragrafoelenco"/>
+        <w:pStyle w:val="ListParagraph"/>
         <w:numPr>
           <w:ilvl w:val="1"/>
           <w:numId w:val="7"/>
@@ -11763,7 +11763,7 @@
     </w:p>
     <w:p>
       <w:pPr>
-        <w:pStyle w:val="Paragrafoelenco"/>
+        <w:pStyle w:val="ListParagraph"/>
         <w:numPr>
           <w:ilvl w:val="0"/>
           <w:numId w:val="11"/>
@@ -11783,7 +11783,7 @@
     </w:p>
     <w:p>
       <w:pPr>
-        <w:pStyle w:val="Paragrafoelenco"/>
+        <w:pStyle w:val="ListParagraph"/>
         <w:numPr>
           <w:ilvl w:val="0"/>
           <w:numId w:val="11"/>
@@ -11803,7 +11803,7 @@
     </w:p>
     <w:p>
       <w:pPr>
-        <w:pStyle w:val="Paragrafoelenco"/>
+        <w:pStyle w:val="ListParagraph"/>
         <w:numPr>
           <w:ilvl w:val="0"/>
           <w:numId w:val="11"/>
@@ -11869,7 +11869,7 @@
     </w:p>
     <w:p>
       <w:pPr>
-        <w:pStyle w:val="Paragrafoelenco"/>
+        <w:pStyle w:val="ListParagraph"/>
         <w:numPr>
           <w:ilvl w:val="0"/>
           <w:numId w:val="10"/>
@@ -11889,7 +11889,7 @@
     </w:p>
     <w:p>
       <w:pPr>
-        <w:pStyle w:val="Paragrafoelenco"/>
+        <w:pStyle w:val="ListParagraph"/>
         <w:numPr>
           <w:ilvl w:val="0"/>
           <w:numId w:val="10"/>
@@ -11909,7 +11909,7 @@
     </w:p>
     <w:p>
       <w:pPr>
-        <w:pStyle w:val="Paragrafoelenco"/>
+        <w:pStyle w:val="ListParagraph"/>
         <w:numPr>
           <w:ilvl w:val="0"/>
           <w:numId w:val="10"/>
@@ -11929,7 +11929,7 @@
     </w:p>
     <w:p>
       <w:pPr>
-        <w:pStyle w:val="Paragrafoelenco"/>
+        <w:pStyle w:val="ListParagraph"/>
         <w:numPr>
           <w:ilvl w:val="0"/>
           <w:numId w:val="10"/>
@@ -11949,7 +11949,7 @@
     </w:p>
     <w:p>
       <w:pPr>
-        <w:pStyle w:val="Paragrafoelenco"/>
+        <w:pStyle w:val="ListParagraph"/>
         <w:numPr>
           <w:ilvl w:val="0"/>
           <w:numId w:val="10"/>
@@ -11969,7 +11969,7 @@
     </w:p>
     <w:p>
       <w:pPr>
-        <w:pStyle w:val="Paragrafoelenco"/>
+        <w:pStyle w:val="ListParagraph"/>
         <w:rPr>
           <w:sz w:val="28"/>
           <w:szCs w:val="28"/>
@@ -11993,7 +11993,7 @@
     </w:p>
     <w:p>
       <w:pPr>
-        <w:pStyle w:val="Paragrafoelenco"/>
+        <w:pStyle w:val="ListParagraph"/>
         <w:numPr>
           <w:ilvl w:val="0"/>
           <w:numId w:val="30"/>
@@ -12070,7 +12070,7 @@
     </w:p>
     <w:p>
       <w:pPr>
-        <w:pStyle w:val="Paragrafoelenco"/>
+        <w:pStyle w:val="ListParagraph"/>
         <w:numPr>
           <w:ilvl w:val="0"/>
           <w:numId w:val="4"/>
@@ -12090,7 +12090,7 @@
     </w:p>
     <w:p>
       <w:pPr>
-        <w:pStyle w:val="Paragrafoelenco"/>
+        <w:pStyle w:val="ListParagraph"/>
         <w:numPr>
           <w:ilvl w:val="0"/>
           <w:numId w:val="4"/>
@@ -12110,7 +12110,7 @@
     </w:p>
     <w:p>
       <w:pPr>
-        <w:pStyle w:val="Paragrafoelenco"/>
+        <w:pStyle w:val="ListParagraph"/>
         <w:numPr>
           <w:ilvl w:val="0"/>
           <w:numId w:val="4"/>
@@ -12130,7 +12130,7 @@
     </w:p>
     <w:p>
       <w:pPr>
-        <w:pStyle w:val="Paragrafoelenco"/>
+        <w:pStyle w:val="ListParagraph"/>
         <w:numPr>
           <w:ilvl w:val="0"/>
           <w:numId w:val="4"/>
@@ -12150,7 +12150,7 @@
     </w:p>
     <w:p>
       <w:pPr>
-        <w:pStyle w:val="Paragrafoelenco"/>
+        <w:pStyle w:val="ListParagraph"/>
         <w:numPr>
           <w:ilvl w:val="0"/>
           <w:numId w:val="4"/>
@@ -12185,7 +12185,7 @@
     </w:p>
     <w:p>
       <w:pPr>
-        <w:pStyle w:val="Paragrafoelenco"/>
+        <w:pStyle w:val="ListParagraph"/>
         <w:numPr>
           <w:ilvl w:val="0"/>
           <w:numId w:val="3"/>
@@ -12205,7 +12205,7 @@
     </w:p>
     <w:p>
       <w:pPr>
-        <w:pStyle w:val="Paragrafoelenco"/>
+        <w:pStyle w:val="ListParagraph"/>
         <w:numPr>
           <w:ilvl w:val="1"/>
           <w:numId w:val="3"/>
@@ -12225,7 +12225,7 @@
     </w:p>
     <w:p>
       <w:pPr>
-        <w:pStyle w:val="Paragrafoelenco"/>
+        <w:pStyle w:val="ListParagraph"/>
         <w:numPr>
           <w:ilvl w:val="2"/>
           <w:numId w:val="3"/>
@@ -12245,7 +12245,7 @@
     </w:p>
     <w:p>
       <w:pPr>
-        <w:pStyle w:val="Paragrafoelenco"/>
+        <w:pStyle w:val="ListParagraph"/>
         <w:numPr>
           <w:ilvl w:val="2"/>
           <w:numId w:val="3"/>
@@ -12265,7 +12265,7 @@
     </w:p>
     <w:p>
       <w:pPr>
-        <w:pStyle w:val="Paragrafoelenco"/>
+        <w:pStyle w:val="ListParagraph"/>
         <w:numPr>
           <w:ilvl w:val="2"/>
           <w:numId w:val="3"/>
@@ -12330,7 +12330,7 @@
     </w:p>
     <w:p>
       <w:pPr>
-        <w:pStyle w:val="Paragrafoelenco"/>
+        <w:pStyle w:val="ListParagraph"/>
         <w:numPr>
           <w:ilvl w:val="0"/>
           <w:numId w:val="2"/>
@@ -12350,7 +12350,7 @@
     </w:p>
     <w:p>
       <w:pPr>
-        <w:pStyle w:val="Paragrafoelenco"/>
+        <w:pStyle w:val="ListParagraph"/>
         <w:numPr>
           <w:ilvl w:val="0"/>
           <w:numId w:val="2"/>
@@ -12370,7 +12370,7 @@
     </w:p>
     <w:p>
       <w:pPr>
-        <w:pStyle w:val="Paragrafoelenco"/>
+        <w:pStyle w:val="ListParagraph"/>
         <w:numPr>
           <w:ilvl w:val="0"/>
           <w:numId w:val="2"/>
@@ -12405,7 +12405,7 @@
     </w:p>
     <w:p>
       <w:pPr>
-        <w:pStyle w:val="Paragrafoelenco"/>
+        <w:pStyle w:val="ListParagraph"/>
         <w:numPr>
           <w:ilvl w:val="0"/>
           <w:numId w:val="1"/>
@@ -12425,7 +12425,7 @@
     </w:p>
     <w:p>
       <w:pPr>
-        <w:pStyle w:val="Paragrafoelenco"/>
+        <w:pStyle w:val="ListParagraph"/>
         <w:numPr>
           <w:ilvl w:val="1"/>
           <w:numId w:val="1"/>
@@ -12555,7 +12555,7 @@
     </w:p>
     <w:tbl>
       <w:tblPr>
-        <w:tblStyle w:val="Grigliatabella"/>
+        <w:tblStyle w:val="TableGrid"/>
         <w:tblW w:w="10480" w:type="dxa"/>
         <w:tblLayout w:type="fixed"/>
         <w:tblLook w:val="06A0" w:firstRow="1" w:lastRow="0" w:firstColumn="1" w:lastColumn="0" w:noHBand="1" w:noVBand="1"/>
@@ -12903,7 +12903,7 @@
             <w:hyperlink r:id="rId11" w:history="1">
               <w:r>
                 <w:rPr>
-                  <w:rStyle w:val="Collegamentoipertestuale"/>
+                  <w:rStyle w:val="Hyperlink"/>
                   <w:rFonts w:ascii="Calibri" w:eastAsia="Calibri" w:hAnsi="Calibri" w:cs="Calibri"/>
                   <w:sz w:val="18"/>
                   <w:szCs w:val="18"/>
@@ -13611,7 +13611,7 @@
     </w:p>
     <w:tbl>
       <w:tblPr>
-        <w:tblStyle w:val="Grigliatabella"/>
+        <w:tblStyle w:val="TableGrid"/>
         <w:tblW w:w="10480" w:type="dxa"/>
         <w:tblLook w:val="0680" w:firstRow="0" w:lastRow="0" w:firstColumn="1" w:lastColumn="0" w:noHBand="1" w:noVBand="1"/>
       </w:tblPr>
@@ -29610,7 +29610,7 @@
     </w:p>
     <w:p>
       <w:pPr>
-        <w:pStyle w:val="Paragrafoelenco"/>
+        <w:pStyle w:val="ListParagraph"/>
         <w:numPr>
           <w:ilvl w:val="0"/>
           <w:numId w:val="32"/>
@@ -31903,7 +31903,7 @@
     </w:p>
     <w:p>
       <w:pPr>
-        <w:pStyle w:val="Paragrafoelenco"/>
+        <w:pStyle w:val="ListParagraph"/>
         <w:numPr>
           <w:ilvl w:val="0"/>
           <w:numId w:val="32"/>
@@ -51590,7 +51590,7 @@
     </w:p>
     <w:p>
       <w:pPr>
-        <w:pStyle w:val="Titolo"/>
+        <w:pStyle w:val="Title"/>
         <w:rPr>
           <w:rFonts w:ascii="Calibri" w:hAnsi="Calibri" w:cs="Calibri"/>
           <w:b/>
@@ -53103,7 +53103,7 @@
     </w:p>
     <w:p>
       <w:pPr>
-        <w:pStyle w:val="Titolo"/>
+        <w:pStyle w:val="Title"/>
         <w:rPr>
           <w:rFonts w:asciiTheme="minorHAnsi" w:hAnsiTheme="minorHAnsi" w:cstheme="minorHAnsi"/>
           <w:b/>
@@ -54318,7 +54318,7 @@
       <w:hyperlink r:id="rId12" w:history="1">
         <w:r>
           <w:rPr>
-            <w:rStyle w:val="Collegamentoipertestuale"/>
+            <w:rStyle w:val="Hyperlink"/>
             <w:rFonts w:ascii="Consolas" w:hAnsi="Consolas"/>
           </w:rPr>
           <w:t>http://www.w3.org/2001/XMLSchema-instance</w:t>
@@ -54434,7 +54434,7 @@
     </w:p>
     <w:p>
       <w:pPr>
-        <w:pStyle w:val="Titolo"/>
+        <w:pStyle w:val="Title"/>
         <w:rPr>
           <w:rFonts w:ascii="Calibri" w:hAnsi="Calibri" w:cs="Calibri"/>
           <w:b/>
@@ -56072,7 +56072,7 @@
     </w:p>
     <w:p>
       <w:pPr>
-        <w:pStyle w:val="Titolo"/>
+        <w:pStyle w:val="Title"/>
         <w:rPr>
           <w:rFonts w:ascii="Calibri" w:hAnsi="Calibri" w:cs="Calibri"/>
           <w:b/>
@@ -58059,7 +58059,7 @@
     </w:p>
     <w:p>
       <w:pPr>
-        <w:pStyle w:val="Titolo"/>
+        <w:pStyle w:val="Title"/>
         <w:rPr>
           <w:rFonts w:ascii="Calibri" w:hAnsi="Calibri" w:cs="Calibri"/>
           <w:b/>
@@ -59468,7 +59468,7 @@
     </w:p>
     <w:p>
       <w:pPr>
-        <w:pStyle w:val="Titolo"/>
+        <w:pStyle w:val="Title"/>
         <w:rPr>
           <w:rFonts w:asciiTheme="minorHAnsi" w:hAnsiTheme="minorHAnsi" w:cstheme="minorHAnsi"/>
           <w:b/>
@@ -62326,16 +62326,6 @@
     <w:p>
       <w:pPr>
         <w:rPr>
-          <w:rFonts w:eastAsiaTheme="minorEastAsia"/>
-          <w:color w:val="000000" w:themeColor="text1"/>
-          <w:sz w:val="24"/>
-          <w:szCs w:val="24"/>
-        </w:rPr>
-      </w:pPr>
-    </w:p>
-    <w:p>
-      <w:pPr>
-        <w:rPr>
           <w:rFonts w:ascii="Times New Roman" w:eastAsia="Times New Roman" w:hAnsi="Times New Roman" w:cs="Times New Roman"/>
           <w:color w:val="000000" w:themeColor="text1"/>
           <w:sz w:val="24"/>
@@ -62424,7 +62414,7 @@
     </w:p>
     <w:p>
       <w:pPr>
-        <w:pStyle w:val="Paragrafoelenco"/>
+        <w:pStyle w:val="ListParagraph"/>
         <w:numPr>
           <w:ilvl w:val="0"/>
           <w:numId w:val="12"/>
@@ -62446,7 +62436,7 @@
     </w:p>
     <w:p>
       <w:pPr>
-        <w:pStyle w:val="Paragrafoelenco"/>
+        <w:pStyle w:val="ListParagraph"/>
         <w:numPr>
           <w:ilvl w:val="0"/>
           <w:numId w:val="12"/>
@@ -62468,7 +62458,7 @@
     </w:p>
     <w:p>
       <w:pPr>
-        <w:pStyle w:val="Paragrafoelenco"/>
+        <w:pStyle w:val="ListParagraph"/>
         <w:numPr>
           <w:ilvl w:val="0"/>
           <w:numId w:val="12"/>
@@ -62706,7 +62696,7 @@
     </w:p>
     <w:p>
       <w:pPr>
-        <w:pStyle w:val="Paragrafoelenco"/>
+        <w:pStyle w:val="ListParagraph"/>
         <w:numPr>
           <w:ilvl w:val="0"/>
           <w:numId w:val="34"/>
@@ -62728,7 +62718,7 @@
     </w:p>
     <w:p>
       <w:pPr>
-        <w:pStyle w:val="Paragrafoelenco"/>
+        <w:pStyle w:val="ListParagraph"/>
         <w:numPr>
           <w:ilvl w:val="0"/>
           <w:numId w:val="34"/>
@@ -64249,6 +64239,15 @@
         </w:rPr>
         <w:t>: All’interno del file l’id_recovery serve a tenere traccia delle richieste di recupero password all’interno del sistema, su ogni utente. Dunque, questo file tiene traccia di ogni richiesta. L’id però non è un identificatore univoco, ma lavora con il Tag “text”. Quest’ultimo tiene traccia di chi ha fatto la richiesta con la mail della richiesta stessa, data dall’utente. Infatti, verificato che l’utente esista nel sistema viene creata una recovery con un dato id e viene memorizzata la mail. Come già specificato poi nel Capitolo 3. Se avvengono tre richieste di recupero il sistema si blocca e non ne manda altre.</w:t>
       </w:r>
+    </w:p>
+    <w:p>
+      <w:pPr>
+        <w:rPr>
+          <w:rFonts w:eastAsiaTheme="minorEastAsia"/>
+          <w:sz w:val="28"/>
+          <w:szCs w:val="28"/>
+        </w:rPr>
+      </w:pPr>
     </w:p>
     <w:p>
       <w:pPr>
@@ -64535,7 +64534,7 @@
         </w:tcPr>
         <w:p>
           <w:pPr>
-            <w:pStyle w:val="Intestazione"/>
+            <w:pStyle w:val="Header"/>
             <w:ind w:left="-115"/>
           </w:pPr>
         </w:p>
@@ -64546,7 +64545,7 @@
         </w:tcPr>
         <w:p>
           <w:pPr>
-            <w:pStyle w:val="Intestazione"/>
+            <w:pStyle w:val="Header"/>
             <w:jc w:val="center"/>
           </w:pPr>
           <w:r>
@@ -64575,7 +64574,7 @@
         </w:tcPr>
         <w:p>
           <w:pPr>
-            <w:pStyle w:val="Intestazione"/>
+            <w:pStyle w:val="Header"/>
             <w:ind w:right="-115"/>
             <w:jc w:val="right"/>
           </w:pPr>
@@ -64585,7 +64584,7 @@
   </w:tbl>
   <w:p>
     <w:pPr>
-      <w:pStyle w:val="Pidipagina"/>
+      <w:pStyle w:val="Footer"/>
     </w:pPr>
   </w:p>
 </w:ftr>
@@ -64639,7 +64638,7 @@
         </w:tcPr>
         <w:p>
           <w:pPr>
-            <w:pStyle w:val="Intestazione"/>
+            <w:pStyle w:val="Header"/>
             <w:ind w:left="-115"/>
           </w:pPr>
         </w:p>
@@ -64650,7 +64649,7 @@
         </w:tcPr>
         <w:p>
           <w:pPr>
-            <w:pStyle w:val="Intestazione"/>
+            <w:pStyle w:val="Header"/>
             <w:jc w:val="center"/>
           </w:pPr>
         </w:p>
@@ -64661,7 +64660,7 @@
         </w:tcPr>
         <w:p>
           <w:pPr>
-            <w:pStyle w:val="Intestazione"/>
+            <w:pStyle w:val="Header"/>
             <w:ind w:right="-115"/>
             <w:jc w:val="right"/>
           </w:pPr>
@@ -64671,12 +64670,12 @@
   </w:tbl>
   <w:p>
     <w:pPr>
-      <w:pStyle w:val="Intestazione"/>
+      <w:pStyle w:val="Header"/>
     </w:pPr>
   </w:p>
   <w:p>
     <w:pPr>
-      <w:pStyle w:val="Intestazione"/>
+      <w:pStyle w:val="Header"/>
     </w:pPr>
   </w:p>
 </w:hdr>
@@ -69090,15 +69089,15 @@
     <w:lsdException w:name="Unresolved Mention" w:semiHidden="1" w:unhideWhenUsed="1"/>
     <w:lsdException w:name="Smart Link" w:semiHidden="1" w:unhideWhenUsed="1"/>
   </w:latentStyles>
-  <w:style w:type="paragraph" w:default="1" w:styleId="Normale">
+  <w:style w:type="paragraph" w:default="1" w:styleId="Normal">
     <w:name w:val="Normal"/>
     <w:qFormat/>
   </w:style>
-  <w:style w:type="paragraph" w:styleId="Titolo1">
+  <w:style w:type="paragraph" w:styleId="Heading1">
     <w:name w:val="heading 1"/>
-    <w:basedOn w:val="Normale"/>
-    <w:next w:val="Normale"/>
-    <w:link w:val="Titolo1Carattere"/>
+    <w:basedOn w:val="Normal"/>
+    <w:next w:val="Normal"/>
+    <w:link w:val="Heading1Char"/>
     <w:uiPriority w:val="9"/>
     <w:qFormat/>
     <w:rsid w:val="00ED66CD"/>
@@ -69115,13 +69114,13 @@
       <w:szCs w:val="32"/>
     </w:rPr>
   </w:style>
-  <w:style w:type="character" w:default="1" w:styleId="Carpredefinitoparagrafo">
+  <w:style w:type="character" w:default="1" w:styleId="DefaultParagraphFont">
     <w:name w:val="Default Paragraph Font"/>
     <w:uiPriority w:val="1"/>
     <w:semiHidden/>
     <w:unhideWhenUsed/>
   </w:style>
-  <w:style w:type="table" w:default="1" w:styleId="Tabellanormale">
+  <w:style w:type="table" w:default="1" w:styleId="TableNormal">
     <w:name w:val="Normal Table"/>
     <w:uiPriority w:val="99"/>
     <w:semiHidden/>
@@ -69136,15 +69135,15 @@
       </w:tblCellMar>
     </w:tblPr>
   </w:style>
-  <w:style w:type="numbering" w:default="1" w:styleId="Nessunelenco">
+  <w:style w:type="numbering" w:default="1" w:styleId="NoList">
     <w:name w:val="No List"/>
     <w:uiPriority w:val="99"/>
     <w:semiHidden/>
     <w:unhideWhenUsed/>
   </w:style>
-  <w:style w:type="paragraph" w:styleId="Paragrafoelenco">
+  <w:style w:type="paragraph" w:styleId="ListParagraph">
     <w:name w:val="List Paragraph"/>
-    <w:basedOn w:val="Normale"/>
+    <w:basedOn w:val="Normal"/>
     <w:uiPriority w:val="34"/>
     <w:qFormat/>
     <w:pPr>
@@ -69152,9 +69151,9 @@
       <w:contextualSpacing/>
     </w:pPr>
   </w:style>
-  <w:style w:type="character" w:styleId="Collegamentoipertestuale">
+  <w:style w:type="character" w:styleId="Hyperlink">
     <w:name w:val="Hyperlink"/>
-    <w:basedOn w:val="Carpredefinitoparagrafo"/>
+    <w:basedOn w:val="DefaultParagraphFont"/>
     <w:uiPriority w:val="99"/>
     <w:unhideWhenUsed/>
     <w:rPr>
@@ -69162,9 +69161,9 @@
       <w:u w:val="single"/>
     </w:rPr>
   </w:style>
-  <w:style w:type="table" w:styleId="Grigliatabella">
+  <w:style w:type="table" w:styleId="TableGrid">
     <w:name w:val="Table Grid"/>
-    <w:basedOn w:val="Tabellanormale"/>
+    <w:basedOn w:val="TableNormal"/>
     <w:uiPriority w:val="59"/>
     <w:rsid w:val="00FB4123"/>
     <w:pPr>
@@ -69181,16 +69180,16 @@
       </w:tblBorders>
     </w:tblPr>
   </w:style>
-  <w:style w:type="character" w:customStyle="1" w:styleId="IntestazioneCarattere">
-    <w:name w:val="Intestazione Carattere"/>
-    <w:basedOn w:val="Carpredefinitoparagrafo"/>
-    <w:link w:val="Intestazione"/>
+  <w:style w:type="character" w:customStyle="1" w:styleId="HeaderChar">
+    <w:name w:val="Header Char"/>
+    <w:basedOn w:val="DefaultParagraphFont"/>
+    <w:link w:val="Header"/>
     <w:uiPriority w:val="99"/>
   </w:style>
-  <w:style w:type="paragraph" w:styleId="Intestazione">
+  <w:style w:type="paragraph" w:styleId="Header">
     <w:name w:val="header"/>
-    <w:basedOn w:val="Normale"/>
-    <w:link w:val="IntestazioneCarattere"/>
+    <w:basedOn w:val="Normal"/>
+    <w:link w:val="HeaderChar"/>
     <w:uiPriority w:val="99"/>
     <w:unhideWhenUsed/>
     <w:pPr>
@@ -69201,16 +69200,16 @@
       <w:spacing w:after="0" w:line="240" w:lineRule="auto"/>
     </w:pPr>
   </w:style>
-  <w:style w:type="character" w:customStyle="1" w:styleId="PidipaginaCarattere">
-    <w:name w:val="Piè di pagina Carattere"/>
-    <w:basedOn w:val="Carpredefinitoparagrafo"/>
-    <w:link w:val="Pidipagina"/>
+  <w:style w:type="character" w:customStyle="1" w:styleId="FooterChar">
+    <w:name w:val="Footer Char"/>
+    <w:basedOn w:val="DefaultParagraphFont"/>
+    <w:link w:val="Footer"/>
     <w:uiPriority w:val="99"/>
   </w:style>
-  <w:style w:type="paragraph" w:styleId="Pidipagina">
+  <w:style w:type="paragraph" w:styleId="Footer">
     <w:name w:val="footer"/>
-    <w:basedOn w:val="Normale"/>
-    <w:link w:val="PidipaginaCarattere"/>
+    <w:basedOn w:val="Normal"/>
+    <w:link w:val="FooterChar"/>
     <w:uiPriority w:val="99"/>
     <w:unhideWhenUsed/>
     <w:pPr>
@@ -69223,7 +69222,7 @@
   </w:style>
   <w:style w:type="paragraph" w:customStyle="1" w:styleId="code">
     <w:name w:val="code"/>
-    <w:basedOn w:val="Normale"/>
+    <w:basedOn w:val="Normal"/>
     <w:link w:val="codeChar"/>
     <w:qFormat/>
     <w:rsid w:val="36452425"/>
@@ -69238,7 +69237,7 @@
   </w:style>
   <w:style w:type="character" w:customStyle="1" w:styleId="codeChar">
     <w:name w:val="code Char"/>
-    <w:basedOn w:val="Carpredefinitoparagrafo"/>
+    <w:basedOn w:val="DefaultParagraphFont"/>
     <w:link w:val="code"/>
     <w:rsid w:val="36452425"/>
     <w:rPr>
@@ -69251,10 +69250,10 @@
       <w:u w:val="none"/>
     </w:rPr>
   </w:style>
-  <w:style w:type="character" w:customStyle="1" w:styleId="TitoloCarattere">
-    <w:name w:val="Titolo Carattere"/>
-    <w:basedOn w:val="Carpredefinitoparagrafo"/>
-    <w:link w:val="Titolo"/>
+  <w:style w:type="character" w:customStyle="1" w:styleId="TitleChar">
+    <w:name w:val="Title Char"/>
+    <w:basedOn w:val="DefaultParagraphFont"/>
+    <w:link w:val="Title"/>
     <w:uiPriority w:val="10"/>
     <w:rPr>
       <w:rFonts w:asciiTheme="majorHAnsi" w:eastAsiaTheme="majorEastAsia" w:hAnsiTheme="majorHAnsi" w:cstheme="majorBidi"/>
@@ -69264,11 +69263,11 @@
       <w:szCs w:val="56"/>
     </w:rPr>
   </w:style>
-  <w:style w:type="paragraph" w:styleId="Titolo">
+  <w:style w:type="paragraph" w:styleId="Title">
     <w:name w:val="Title"/>
-    <w:basedOn w:val="Normale"/>
-    <w:next w:val="Normale"/>
-    <w:link w:val="TitoloCarattere"/>
+    <w:basedOn w:val="Normal"/>
+    <w:next w:val="Normal"/>
+    <w:link w:val="TitleChar"/>
     <w:uiPriority w:val="10"/>
     <w:qFormat/>
     <w:pPr>
@@ -69285,7 +69284,7 @@
   </w:style>
   <w:style w:type="paragraph" w:customStyle="1" w:styleId="pedice">
     <w:name w:val="pedice"/>
-    <w:basedOn w:val="Normale"/>
+    <w:basedOn w:val="Normal"/>
     <w:link w:val="pediceChar"/>
     <w:uiPriority w:val="1"/>
     <w:qFormat/>
@@ -69303,7 +69302,7 @@
   </w:style>
   <w:style w:type="character" w:customStyle="1" w:styleId="pediceChar">
     <w:name w:val="pedice Char"/>
-    <w:basedOn w:val="Carpredefinitoparagrafo"/>
+    <w:basedOn w:val="DefaultParagraphFont"/>
     <w:link w:val="pedice"/>
     <w:rsid w:val="322D77D5"/>
     <w:rPr>
@@ -69317,10 +69316,10 @@
       <w:lang w:val="en-US"/>
     </w:rPr>
   </w:style>
-  <w:style w:type="character" w:customStyle="1" w:styleId="Titolo1Carattere">
-    <w:name w:val="Titolo 1 Carattere"/>
-    <w:basedOn w:val="Carpredefinitoparagrafo"/>
-    <w:link w:val="Titolo1"/>
+  <w:style w:type="character" w:customStyle="1" w:styleId="Heading1Char">
+    <w:name w:val="Heading 1 Char"/>
+    <w:basedOn w:val="DefaultParagraphFont"/>
+    <w:link w:val="Heading1"/>
     <w:uiPriority w:val="9"/>
     <w:rsid w:val="00ED66CD"/>
     <w:rPr>
@@ -69332,17 +69331,17 @@
   </w:style>
   <w:style w:type="character" w:customStyle="1" w:styleId="normaltextrun">
     <w:name w:val="normaltextrun"/>
-    <w:basedOn w:val="Carpredefinitoparagrafo"/>
+    <w:basedOn w:val="DefaultParagraphFont"/>
     <w:rsid w:val="00ED66CD"/>
   </w:style>
   <w:style w:type="character" w:customStyle="1" w:styleId="eop">
     <w:name w:val="eop"/>
-    <w:basedOn w:val="Carpredefinitoparagrafo"/>
+    <w:basedOn w:val="DefaultParagraphFont"/>
     <w:rsid w:val="00ED66CD"/>
   </w:style>
-  <w:style w:type="character" w:styleId="Menzionenonrisolta">
+  <w:style w:type="character" w:styleId="UnresolvedMention">
     <w:name w:val="Unresolved Mention"/>
-    <w:basedOn w:val="Carpredefinitoparagrafo"/>
+    <w:basedOn w:val="DefaultParagraphFont"/>
     <w:uiPriority w:val="99"/>
     <w:semiHidden/>
     <w:unhideWhenUsed/>
